--- a/src/6E/triangles/cours.docx
+++ b/src/6E/triangles/cours.docx
@@ -867,8 +867,6 @@
           <w:left w:val="none" w:sz="0" w:space="0" w:color="auto"/>
           <w:bottom w:val="none" w:sz="0" w:space="0" w:color="auto"/>
           <w:right w:val="none" w:sz="0" w:space="0" w:color="auto"/>
-          <w:insideH w:val="none" w:sz="0" w:space="0" w:color="auto"/>
-          <w:insideV w:val="none" w:sz="0" w:space="0" w:color="auto"/>
         </w:tblBorders>
         <w:tblLook w:val="04A0" w:firstRow="1" w:lastRow="0" w:firstColumn="1" w:lastColumn="0" w:noHBand="0" w:noVBand="1"/>
       </w:tblPr>
@@ -881,7 +879,8 @@
           <w:tcPr>
             <w:tcW w:w="5070" w:type="dxa"/>
             <w:tcBorders>
-              <w:right w:val="single" w:sz="4" w:space="0" w:color="auto"/>
+              <w:bottom w:val="single" w:sz="4" w:space="0" w:color="auto"/>
+              <w:right w:val="nil"/>
             </w:tcBorders>
           </w:tcPr>
           <w:p>
@@ -952,7 +951,9 @@
           <w:tcPr>
             <w:tcW w:w="5386" w:type="dxa"/>
             <w:tcBorders>
-              <w:left w:val="single" w:sz="4" w:space="0" w:color="auto"/>
+              <w:top w:val="nil"/>
+              <w:left w:val="nil"/>
+              <w:bottom w:val="single" w:sz="4" w:space="0" w:color="auto"/>
             </w:tcBorders>
           </w:tcPr>
           <w:p>
@@ -1110,7 +1111,9 @@
           <w:tcPr>
             <w:tcW w:w="5070" w:type="dxa"/>
             <w:tcBorders>
-              <w:right w:val="single" w:sz="4" w:space="0" w:color="auto"/>
+              <w:top w:val="single" w:sz="4" w:space="0" w:color="auto"/>
+              <w:bottom w:val="nil"/>
+              <w:right w:val="nil"/>
             </w:tcBorders>
           </w:tcPr>
           <w:p>
@@ -1168,7 +1171,8 @@
           <w:tcPr>
             <w:tcW w:w="5386" w:type="dxa"/>
             <w:tcBorders>
-              <w:left w:val="single" w:sz="4" w:space="0" w:color="auto"/>
+              <w:top w:val="single" w:sz="4" w:space="0" w:color="auto"/>
+              <w:left w:val="nil"/>
             </w:tcBorders>
           </w:tcPr>
           <w:p>
